--- a/klagomål/A 60129-2025 FSC-klagomål.docx
+++ b/klagomål/A 60129-2025 FSC-klagomål.docx
@@ -960,7 +960,7 @@
     <w:r>
       <w:tab/>
       <w:tab/>
-      <w:t>2025-12-04</w:t>
+      <w:t>2025-12-05</w:t>
       <w:br/>
       <w:br/>
     </w:r>

--- a/klagomål/A 60129-2025 FSC-klagomål.docx
+++ b/klagomål/A 60129-2025 FSC-klagomål.docx
@@ -960,7 +960,7 @@
     <w:r>
       <w:tab/>
       <w:tab/>
-      <w:t>2025-12-05</w:t>
+      <w:t>2025-12-06</w:t>
       <w:br/>
       <w:br/>
     </w:r>

--- a/klagomål/A 60129-2025 FSC-klagomål.docx
+++ b/klagomål/A 60129-2025 FSC-klagomål.docx
@@ -960,7 +960,7 @@
     <w:r>
       <w:tab/>
       <w:tab/>
-      <w:t>2025-12-06</w:t>
+      <w:t>2025-12-07</w:t>
       <w:br/>
       <w:br/>
     </w:r>

--- a/klagomål/A 60129-2025 FSC-klagomål.docx
+++ b/klagomål/A 60129-2025 FSC-klagomål.docx
@@ -960,7 +960,7 @@
     <w:r>
       <w:tab/>
       <w:tab/>
-      <w:t>2025-12-07</w:t>
+      <w:t>2025-12-08</w:t>
       <w:br/>
       <w:br/>
     </w:r>

--- a/klagomål/A 60129-2025 FSC-klagomål.docx
+++ b/klagomål/A 60129-2025 FSC-klagomål.docx
@@ -960,7 +960,7 @@
     <w:r>
       <w:tab/>
       <w:tab/>
-      <w:t>2025-12-08</w:t>
+      <w:t>2025-12-09</w:t>
       <w:br/>
       <w:br/>
     </w:r>

--- a/klagomål/A 60129-2025 FSC-klagomål.docx
+++ b/klagomål/A 60129-2025 FSC-klagomål.docx
@@ -960,7 +960,7 @@
     <w:r>
       <w:tab/>
       <w:tab/>
-      <w:t>2025-12-09</w:t>
+      <w:t>2025-12-10</w:t>
       <w:br/>
       <w:br/>
     </w:r>

--- a/klagomål/A 60129-2025 FSC-klagomål.docx
+++ b/klagomål/A 60129-2025 FSC-klagomål.docx
@@ -960,7 +960,7 @@
     <w:r>
       <w:tab/>
       <w:tab/>
-      <w:t>2025-12-10</w:t>
+      <w:t>2025-12-11</w:t>
       <w:br/>
       <w:br/>
     </w:r>

--- a/klagomål/A 60129-2025 FSC-klagomål.docx
+++ b/klagomål/A 60129-2025 FSC-klagomål.docx
@@ -960,7 +960,7 @@
     <w:r>
       <w:tab/>
       <w:tab/>
-      <w:t>2025-12-11</w:t>
+      <w:t>2025-12-12</w:t>
       <w:br/>
       <w:br/>
     </w:r>

--- a/klagomål/A 60129-2025 FSC-klagomål.docx
+++ b/klagomål/A 60129-2025 FSC-klagomål.docx
@@ -960,7 +960,7 @@
     <w:r>
       <w:tab/>
       <w:tab/>
-      <w:t>2025-12-12</w:t>
+      <w:t>2025-12-13</w:t>
       <w:br/>
       <w:br/>
     </w:r>

--- a/klagomål/A 60129-2025 FSC-klagomål.docx
+++ b/klagomål/A 60129-2025 FSC-klagomål.docx
@@ -960,7 +960,7 @@
     <w:r>
       <w:tab/>
       <w:tab/>
-      <w:t>2025-12-19</w:t>
+      <w:t>2025-12-20</w:t>
       <w:br/>
       <w:br/>
     </w:r>

--- a/klagomål/A 60129-2025 FSC-klagomål.docx
+++ b/klagomål/A 60129-2025 FSC-klagomål.docx
@@ -960,7 +960,7 @@
     <w:r>
       <w:tab/>
       <w:tab/>
-      <w:t>2025-12-20</w:t>
+      <w:t>2025-12-21</w:t>
       <w:br/>
       <w:br/>
     </w:r>

--- a/klagomål/A 60129-2025 FSC-klagomål.docx
+++ b/klagomål/A 60129-2025 FSC-klagomål.docx
@@ -960,7 +960,7 @@
     <w:r>
       <w:tab/>
       <w:tab/>
-      <w:t>2025-12-21</w:t>
+      <w:t>2025-12-22</w:t>
       <w:br/>
       <w:br/>
     </w:r>

--- a/klagomål/A 60129-2025 FSC-klagomål.docx
+++ b/klagomål/A 60129-2025 FSC-klagomål.docx
@@ -960,7 +960,7 @@
     <w:r>
       <w:tab/>
       <w:tab/>
-      <w:t>2025-12-22</w:t>
+      <w:t>2025-12-26</w:t>
       <w:br/>
       <w:br/>
     </w:r>

--- a/klagomål/A 60129-2025 FSC-klagomål.docx
+++ b/klagomål/A 60129-2025 FSC-klagomål.docx
@@ -960,7 +960,7 @@
     <w:r>
       <w:tab/>
       <w:tab/>
-      <w:t>2025-12-26</w:t>
+      <w:t>2025-12-28</w:t>
       <w:br/>
       <w:br/>
     </w:r>

--- a/klagomål/A 60129-2025 FSC-klagomål.docx
+++ b/klagomål/A 60129-2025 FSC-klagomål.docx
@@ -960,7 +960,7 @@
     <w:r>
       <w:tab/>
       <w:tab/>
-      <w:t>2025-12-28</w:t>
+      <w:t>2025-12-29</w:t>
       <w:br/>
       <w:br/>
     </w:r>

--- a/klagomål/A 60129-2025 FSC-klagomål.docx
+++ b/klagomål/A 60129-2025 FSC-klagomål.docx
@@ -960,7 +960,7 @@
     <w:r>
       <w:tab/>
       <w:tab/>
-      <w:t>2025-12-29</w:t>
+      <w:t>2025-12-30</w:t>
       <w:br/>
       <w:br/>
     </w:r>

--- a/klagomål/A 60129-2025 FSC-klagomål.docx
+++ b/klagomål/A 60129-2025 FSC-klagomål.docx
@@ -960,7 +960,7 @@
     <w:r>
       <w:tab/>
       <w:tab/>
-      <w:t>2025-12-30</w:t>
+      <w:t>2025-12-31</w:t>
       <w:br/>
       <w:br/>
     </w:r>

--- a/klagomål/A 60129-2025 FSC-klagomål.docx
+++ b/klagomål/A 60129-2025 FSC-klagomål.docx
@@ -960,7 +960,7 @@
     <w:r>
       <w:tab/>
       <w:tab/>
-      <w:t>2025-12-31</w:t>
+      <w:t>2026-01-03</w:t>
       <w:br/>
       <w:br/>
     </w:r>

--- a/klagomål/A 60129-2025 FSC-klagomål.docx
+++ b/klagomål/A 60129-2025 FSC-klagomål.docx
@@ -960,7 +960,7 @@
     <w:r>
       <w:tab/>
       <w:tab/>
-      <w:t>2026-01-07</w:t>
+      <w:t>2026-01-08</w:t>
       <w:br/>
       <w:br/>
     </w:r>

--- a/klagomål/A 60129-2025 FSC-klagomål.docx
+++ b/klagomål/A 60129-2025 FSC-klagomål.docx
@@ -960,7 +960,7 @@
     <w:r>
       <w:tab/>
       <w:tab/>
-      <w:t>2026-01-08</w:t>
+      <w:t>2026-01-09</w:t>
       <w:br/>
       <w:br/>
     </w:r>

--- a/klagomål/A 60129-2025 FSC-klagomål.docx
+++ b/klagomål/A 60129-2025 FSC-klagomål.docx
@@ -960,7 +960,7 @@
     <w:r>
       <w:tab/>
       <w:tab/>
-      <w:t>2026-01-09</w:t>
+      <w:t>2026-01-10</w:t>
       <w:br/>
       <w:br/>
     </w:r>

--- a/klagomål/A 60129-2025 FSC-klagomål.docx
+++ b/klagomål/A 60129-2025 FSC-klagomål.docx
@@ -960,7 +960,7 @@
     <w:r>
       <w:tab/>
       <w:tab/>
-      <w:t>2026-01-10</w:t>
+      <w:t>2026-01-11</w:t>
       <w:br/>
       <w:br/>
     </w:r>

--- a/klagomål/A 60129-2025 FSC-klagomål.docx
+++ b/klagomål/A 60129-2025 FSC-klagomål.docx
@@ -960,7 +960,7 @@
     <w:r>
       <w:tab/>
       <w:tab/>
-      <w:t>2026-01-11</w:t>
+      <w:t>2026-01-12</w:t>
       <w:br/>
       <w:br/>
     </w:r>

--- a/klagomål/A 60129-2025 FSC-klagomål.docx
+++ b/klagomål/A 60129-2025 FSC-klagomål.docx
@@ -960,7 +960,7 @@
     <w:r>
       <w:tab/>
       <w:tab/>
-      <w:t>2026-01-12</w:t>
+      <w:t>2026-01-13</w:t>
       <w:br/>
       <w:br/>
     </w:r>

--- a/klagomål/A 60129-2025 FSC-klagomål.docx
+++ b/klagomål/A 60129-2025 FSC-klagomål.docx
@@ -960,7 +960,7 @@
     <w:r>
       <w:tab/>
       <w:tab/>
-      <w:t>2026-01-13</w:t>
+      <w:t>2026-01-14</w:t>
       <w:br/>
       <w:br/>
     </w:r>

--- a/klagomål/A 60129-2025 FSC-klagomål.docx
+++ b/klagomål/A 60129-2025 FSC-klagomål.docx
@@ -960,7 +960,7 @@
     <w:r>
       <w:tab/>
       <w:tab/>
-      <w:t>2026-01-14</w:t>
+      <w:t>2026-01-15</w:t>
       <w:br/>
       <w:br/>
     </w:r>

--- a/klagomål/A 60129-2025 FSC-klagomål.docx
+++ b/klagomål/A 60129-2025 FSC-klagomål.docx
@@ -960,7 +960,7 @@
     <w:r>
       <w:tab/>
       <w:tab/>
-      <w:t>2026-01-15</w:t>
+      <w:t>2026-01-16</w:t>
       <w:br/>
       <w:br/>
     </w:r>

--- a/klagomål/A 60129-2025 FSC-klagomål.docx
+++ b/klagomål/A 60129-2025 FSC-klagomål.docx
@@ -960,7 +960,7 @@
     <w:r>
       <w:tab/>
       <w:tab/>
-      <w:t>2026-01-16</w:t>
+      <w:t>2026-01-17</w:t>
       <w:br/>
       <w:br/>
     </w:r>

--- a/klagomål/A 60129-2025 FSC-klagomål.docx
+++ b/klagomål/A 60129-2025 FSC-klagomål.docx
@@ -960,7 +960,7 @@
     <w:r>
       <w:tab/>
       <w:tab/>
-      <w:t>2026-01-17</w:t>
+      <w:t>2026-01-18</w:t>
       <w:br/>
       <w:br/>
     </w:r>

--- a/klagomål/A 60129-2025 FSC-klagomål.docx
+++ b/klagomål/A 60129-2025 FSC-klagomål.docx
@@ -960,7 +960,7 @@
     <w:r>
       <w:tab/>
       <w:tab/>
-      <w:t>2026-01-18</w:t>
+      <w:t>2026-01-19</w:t>
       <w:br/>
       <w:br/>
     </w:r>

--- a/klagomål/A 60129-2025 FSC-klagomål.docx
+++ b/klagomål/A 60129-2025 FSC-klagomål.docx
@@ -960,7 +960,7 @@
     <w:r>
       <w:tab/>
       <w:tab/>
-      <w:t>2026-01-19</w:t>
+      <w:t>2026-01-20</w:t>
       <w:br/>
       <w:br/>
     </w:r>

--- a/klagomål/A 60129-2025 FSC-klagomål.docx
+++ b/klagomål/A 60129-2025 FSC-klagomål.docx
@@ -960,7 +960,7 @@
     <w:r>
       <w:tab/>
       <w:tab/>
-      <w:t>2026-01-20</w:t>
+      <w:t>2026-01-21</w:t>
       <w:br/>
       <w:br/>
     </w:r>

--- a/klagomål/A 60129-2025 FSC-klagomål.docx
+++ b/klagomål/A 60129-2025 FSC-klagomål.docx
@@ -960,7 +960,7 @@
     <w:r>
       <w:tab/>
       <w:tab/>
-      <w:t>2026-01-21</w:t>
+      <w:t>2026-01-23</w:t>
       <w:br/>
       <w:br/>
     </w:r>

--- a/klagomål/A 60129-2025 FSC-klagomål.docx
+++ b/klagomål/A 60129-2025 FSC-klagomål.docx
@@ -960,7 +960,7 @@
     <w:r>
       <w:tab/>
       <w:tab/>
-      <w:t>2026-01-23</w:t>
+      <w:t>2026-01-24</w:t>
       <w:br/>
       <w:br/>
     </w:r>

--- a/klagomål/A 60129-2025 FSC-klagomål.docx
+++ b/klagomål/A 60129-2025 FSC-klagomål.docx
@@ -960,7 +960,7 @@
     <w:r>
       <w:tab/>
       <w:tab/>
-      <w:t>2026-01-24</w:t>
+      <w:t>2026-01-25</w:t>
       <w:br/>
       <w:br/>
     </w:r>

--- a/klagomål/A 60129-2025 FSC-klagomål.docx
+++ b/klagomål/A 60129-2025 FSC-klagomål.docx
@@ -960,7 +960,7 @@
     <w:r>
       <w:tab/>
       <w:tab/>
-      <w:t>2026-01-25</w:t>
+      <w:t>2026-01-26</w:t>
       <w:br/>
       <w:br/>
     </w:r>

--- a/klagomål/A 60129-2025 FSC-klagomål.docx
+++ b/klagomål/A 60129-2025 FSC-klagomål.docx
@@ -960,7 +960,7 @@
     <w:r>
       <w:tab/>
       <w:tab/>
-      <w:t>2026-01-26</w:t>
+      <w:t>2026-01-27</w:t>
       <w:br/>
       <w:br/>
     </w:r>

--- a/klagomål/A 60129-2025 FSC-klagomål.docx
+++ b/klagomål/A 60129-2025 FSC-klagomål.docx
@@ -960,7 +960,7 @@
     <w:r>
       <w:tab/>
       <w:tab/>
-      <w:t>2026-01-27</w:t>
+      <w:t>2026-01-28</w:t>
       <w:br/>
       <w:br/>
     </w:r>

--- a/klagomål/A 60129-2025 FSC-klagomål.docx
+++ b/klagomål/A 60129-2025 FSC-klagomål.docx
@@ -112,7 +112,7 @@
         <w:pStyle w:val="ListBullet"/>
       </w:pPr>
       <w:r>
-        <w:t>Om ett ombud (tex Norra skog eller Mellanskog) avverkningsanmäler en skog med naturvärden motsvarande nyckelbiotops kvalité men markägaren inte är FSC certifierad, bör du skicka in ett FSC kontrollerat virke klagomål. Då ska klagomålet skickas till ombudsföretaget.</w:t>
+        <w:t>Om ett ombud (tex Norra skog eller Mellanskog) avverkningsanmäler en skog med naturvärden motsvarande nyckelbiotops kvalitet men markägaren inte är FSC certifierad, bör du skicka in ett FSC kontrollerat virke klagomål. Då ska klagomålet skickas till ombudsföretaget.</w:t>
       </w:r>
     </w:p>
     <w:p>
@@ -254,7 +254,63 @@
         <w:t>Garnlav (NT)</w:t>
       </w:r>
       <w:r>
-        <w:t xml:space="preserve"> är en utpräglad barrskogsart som ibland kan drapera träden i norrländska grannaturskogar med hög luftfuktighet. Den förekommer även i talldominerade bestånd där den, förutom i trädens grenverk, påträffas hängande över ojämnheter i tallbarken. Arten har minskat starkt i södra och mellersta Sverige och den minskar även i sitt nordliga utbredningsområde. Orsaken till tillbakagången beror främst på slutavverkningar av naturskogsartade skogar. Bestånd med riklig förekomst bör regelmässigt sparas. Garnlav är värdväxt för den mycket sällsynta och akut hotade fjärilen barrskogslavfly (CR) som hör hemma i boreala barrskogar med riklig förekomst av värdväxten. Tidigare kunde arten konstateras årligen på flera platser vid Dala-Floda i Dalarna innan lokalerna kalavverkades. Senaste fyndet i landet av barrskogslavfly är från år 2000 då den påträffades vid Högberget i Sollefteå kommun (SLU Artdatabanken, 2024).</w:t>
+        <w:t xml:space="preserve"> är en utpräglad barrskogsart som ibland kan drapera träden i norrländska grannaturskogar med hög luftfuktighet. Den förekommer även i talldominerade bestånd där den, förutom i trädens grenverk, påträffas hängande över ojämnheter i tallbarken. Arten har minskat starkt i södra och mellersta Sverige och den minskar även i sitt nordliga utbredningsområde. Orsaken till tillbakagången beror främst på slutavverkningar av naturskogsartade skogar. Bestånd med riklig förekomst bör regelmässigt sparas. Garnlav är värdväxt för den mycket sällsynta och akut hotade fjärilen barrskogslavfly (CR) som hör hemma i boreala barrskogar med riklig förekomst av värdväxten. Tidigare kunde arten konstateras årligen på flera platser vid Dala-Floda i Dalarna innan lokalerna kalavverkades. Senaste fyndet i landet av barrskogslavfly är från år 2000 då den påträffades vid Högberget i Sollefteå kommun. Garnlav är typisk art för </w:t>
+      </w:r>
+      <w:r>
+        <w:rPr>
+          <w:i/>
+        </w:rPr>
+        <w:t xml:space="preserve">9010 Taiga </w:t>
+      </w:r>
+      <w:r>
+        <w:t>och</w:t>
+      </w:r>
+      <w:r>
+        <w:rPr>
+          <w:i/>
+        </w:rPr>
+        <w:t xml:space="preserve"> 9070 Trädklädd betesmark </w:t>
+      </w:r>
+      <w:r>
+        <w:t xml:space="preserve"> (SLU Artdatabanken, 2024).</w:t>
+      </w:r>
+    </w:p>
+    <w:p>
+      <w:r>
+        <w:rPr>
+          <w:b/>
+        </w:rPr>
+        <w:t>Luddlav</w:t>
+      </w:r>
+      <w:r>
+        <w:t xml:space="preserve"> signalerar lång skoglig kontinuitet med ett stabilt lokal- och mikroklimat med hög och jämn fuktighet. Luddlav är typisk art för </w:t>
+      </w:r>
+      <w:r>
+        <w:rPr>
+          <w:i/>
+        </w:rPr>
+        <w:t>9010 Taiga,</w:t>
+      </w:r>
+      <w:r>
+        <w:t xml:space="preserve"> </w:t>
+      </w:r>
+      <w:r>
+        <w:rPr>
+          <w:i/>
+        </w:rPr>
+        <w:t xml:space="preserve">9020 Nordlig ädellövskog, 9070 Trädklädd betesmark, 9110 Näringsfattig bokskog, 9180 Ädellövskog i branter </w:t>
+      </w:r>
+      <w:r>
+        <w:t>och</w:t>
+      </w:r>
+      <w:r>
+        <w:rPr>
+          <w:i/>
+        </w:rPr>
+        <w:t xml:space="preserve"> 9190 Näringsfattig ekskog </w:t>
+      </w:r>
+      <w:r>
+        <w:t>(Nitare &amp; Skogsstyrelsen, 2019; SLU Artdatabanken, 2025).</w:t>
       </w:r>
     </w:p>
     <w:p>
@@ -265,7 +321,7 @@
         <w:t>Lunglav (NT)</w:t>
       </w:r>
       <w:r>
-        <w:t xml:space="preserve"> är en av vårt lands främsta signalarter som överallt indikerar gamla lövträd, skogsbestånd med höga naturvärden och ekosystem med lång skoglig kontinuitet. Lokalt kan förekomsten vara mycket riklig men den hittas nästan enbart i gamla och ej slutavverkade skogar. Artens samtliga förekomster bör uppmärksammas från naturvårdssynpunkt, då många lokaler även hyser andra ovanliga och rödlistade arter. Rikliga förekomster bör skyddas med biotopskydd, frivilliga avsättningar eller reservat. Det finns ett antal sällsynta lavparasiter som växer på lunglav: lunglavsknapp (VU), skrovelmössing (DD), lunglavshårprick (DD), </w:t>
+        <w:t xml:space="preserve"> är en av vårt lands främsta signalarter som överallt indikerar gamla lövträd, skogsbestånd med höga naturvärden och ekosystem med långskoglig kontinuitet. Lokalt kan förekomsten vara mycket riklig men den hittas nästan enbart i gamla och ej slutavverkade skogar. Artens samtliga förekomster bör uppmärksammas från naturvårdssynpunkt, då många lokaler även hyser andra ovanliga och rödlistade arter. Rikliga förekomster bör skyddas med biotopskydd, frivilliga avsättningar eller reservat. Det finns ett antal sällsynta lavparasiter som växer på lunglav: lunglavsknapp (VU), skrovelmössing (DD), lunglavshårprick (DD), </w:t>
       </w:r>
       <w:r>
         <w:rPr>
@@ -283,7 +339,25 @@
         <w:t>Chalara lobariae</w:t>
       </w:r>
       <w:r>
-        <w:t xml:space="preserve"> (NA) (SLU Artdatabanken, 2025; SLU Artdatabanken, 2024; Nitare &amp; Skogsstyrelsen, 2019).</w:t>
+        <w:t xml:space="preserve"> (NA). Lunglav är typisk art för </w:t>
+      </w:r>
+      <w:r>
+        <w:rPr>
+          <w:i/>
+        </w:rPr>
+        <w:t>9010 Taiga, 9020 Nordlig ädellövskog, 9110 Näringsfattig bokskog, 9130 Näringsrik bokskog, 9160 Näringsrik ekskog, 9180 Ädellövskog i branter, 9190 Näringsfattig ekskog, 9070 Trädklädd betesmark, 9040 Fjällbjörkskog</w:t>
+      </w:r>
+      <w:r>
+        <w:t xml:space="preserve"> och</w:t>
+      </w:r>
+      <w:r>
+        <w:rPr>
+          <w:i/>
+        </w:rPr>
+        <w:t xml:space="preserve"> 6530 Lövängar</w:t>
+      </w:r>
+      <w:r>
+        <w:t xml:space="preserve"> (SLU Artdatabanken, 2025; SLU Artdatabanken, 2024; Nitare &amp; Skogsstyrelsen, 2019).</w:t>
       </w:r>
     </w:p>
     <w:p>
@@ -294,7 +368,25 @@
         <w:t xml:space="preserve">Skinnlav </w:t>
       </w:r>
       <w:r>
-        <w:t>förekommer på diverse lövträd, främst på gammal asp och sälg. Den påträffas främst i områden med lång kontinuitet av grova lövträd och signalerar skogsmark med höga naturvärden. På lokalerna förekommer som regel ett flertal andra ovanliga eller rödlistade lavar. I likhet med gelélavarna, etablerar sig skinnlaven i skogsmark på grova aspar i sena lövsuccessioner (Nitare &amp; Skogsstyrelsen, 2019).</w:t>
+        <w:t xml:space="preserve">förekommer på diverse lövträd, främst på gammal asp och sälg. Den påträffas främst i områden med lång kontinuitet av grova lövträd och signalerar skogsmark med höga naturvärden. På lokalerna förekommer som regel ett flertal andra ovanliga eller rödlistade lavar. I likhet med gelélavarna, etablerar sig skinnlaven i skogsmark på grova aspar i sena lövsuccessioner. Skinnlav är typisk art för </w:t>
+      </w:r>
+      <w:r>
+        <w:rPr>
+          <w:i/>
+        </w:rPr>
+        <w:t xml:space="preserve">9010 Taiga, 9020 Nordlig ädellövskog </w:t>
+      </w:r>
+      <w:r>
+        <w:t xml:space="preserve">och </w:t>
+      </w:r>
+      <w:r>
+        <w:rPr>
+          <w:i/>
+        </w:rPr>
+        <w:t xml:space="preserve">9070 Trädklädd betesmark </w:t>
+      </w:r>
+      <w:r>
+        <w:t>(Nitare &amp; Skogsstyrelsen, 2019; SLU Artdatabanken, 2025).</w:t>
       </w:r>
     </w:p>
     <w:p>
@@ -305,7 +397,25 @@
         <w:t>Stor aspticka</w:t>
       </w:r>
       <w:r>
-        <w:t xml:space="preserve"> är knuten till gamla levande aspar och orsakar karaktäristiska inbuktningar i stammen (så kallad nekroser). Slutavverknings- och gallringsåtgärder i löv- och blandskogsbestånd som innebär att tillgången på grov asp minskar är ett hot mot arten. Det är viktigt att äldre aspar och aspbestånd sparas och för att gynna arten på sikt bör aspinslagen i t.ex. bergbranter, raviner, skogsbryn och kring äldre odlingsmarker generellt sparas i större utsträckning än vad som görs idag (SLU Artdatabanken, 2024; Nitare &amp; Skogsstyrelsen, 2019).</w:t>
+        <w:t xml:space="preserve"> är knuten till gamla levande aspar och orsakar karaktäristiska inbuktningar i stammen (så kallad nekroser). Slutavverknings- och gallringsåtgärder i löv- och blandskogsbestånd som innebär att tillgången på grov asp minskar är ett hot mot arten. Det är viktigt att äldre aspar och aspbestånd sparas och för att gynna arten på sikt bör aspinslagen i t.ex. bergbranter, raviner, skogsbryn och kring äldre odlingsmarker generellt sparas i större utsträckning än vad som görs idag. Stor aspticka är typisk art för </w:t>
+      </w:r>
+      <w:r>
+        <w:rPr>
+          <w:i/>
+        </w:rPr>
+        <w:t xml:space="preserve">9010 Taiga </w:t>
+      </w:r>
+      <w:r>
+        <w:t xml:space="preserve">och </w:t>
+      </w:r>
+      <w:r>
+        <w:rPr>
+          <w:i/>
+        </w:rPr>
+        <w:t>9030 Landhöjningsskog</w:t>
+      </w:r>
+      <w:r>
+        <w:t xml:space="preserve"> (SLU Artdatabanken, 2024; Nitare &amp; Skogsstyrelsen, 2019).</w:t>
       </w:r>
     </w:p>
     <w:p>
@@ -316,7 +426,16 @@
         <w:t>Stuplav</w:t>
       </w:r>
       <w:r>
-        <w:t xml:space="preserve"> är en mycket bra signalart i hela sitt utbredningsområde och förekommer nästan enbart i skogsmiljöer med höga naturvärden. Den indikerar långvarig förekomst av gamla lövträd och miljöer med konstant hög luftfuktighet. I skogar med suboceaniskt klimat finns det en mycket sällsynt parasit, njurlavsknapp </w:t>
+        <w:t xml:space="preserve"> är en mycket bra signalart i hela sitt utbredningsområde och förekommer nästan enbart i skogsmiljöer med höga naturvärden. Den indikerar långvarig förekomst av gamla lövträd och miljöer med konstant hög luftfuktighet. Stuplav är typisk art för </w:t>
+      </w:r>
+      <w:r>
+        <w:rPr>
+          <w:i/>
+        </w:rPr>
+        <w:t>9010 Taiga</w:t>
+      </w:r>
+      <w:r>
+        <w:t xml:space="preserve">. I skogar med suboceaniskt klimat finns det en mycket sällsynt parasit, njurlavsknapp </w:t>
       </w:r>
       <w:r>
         <w:rPr>
@@ -363,7 +482,25 @@
         <w:t>Spillkråka (NT, §4)</w:t>
       </w:r>
       <w:r>
-        <w:t xml:space="preserve"> är rödlistad som nära hotad och ingår i bilaga 1 i EU:s fågeldirektiv. Den minskar i population på grund av minskad tillgång på lämpliga bo- och födoträd och minskad födotillgång. Spillkråkans minskningstakt har uppgått till 19 (24–10) % under de senaste 15 åren. Minskningstakten för den svenska populationen bedöms vara nära gränsvärdet för Sårbar (VU) (A2bc). Skogsbruk med korta omloppstider och täta, homogena ungskogar utgör det största hotet, (SLU Artdatabanken, 2023).</w:t>
+        <w:t xml:space="preserve"> är rödlistad som nära hotad och ingår i bilaga 1 i EU:s fågeldirektiv. Den minskar i population på grund av minskad tillgång på lämpliga bo- och födoträd och minskad födotillgång. Spillkråkans minskningstakt har uppgått till 19 (24–10) % under de senaste 15 åren. Minskningstakten för den svenska populationen bedöms vara nära gränsvärdet för Sårbar (VU) (A2bc). Skogsbruk med korta omloppstider och täta, homogena ungskogar utgör det största hotet. Spillkråka är typisk art för </w:t>
+      </w:r>
+      <w:r>
+        <w:rPr>
+          <w:i/>
+        </w:rPr>
+        <w:t xml:space="preserve">9010 Taiga </w:t>
+      </w:r>
+      <w:r>
+        <w:t>och</w:t>
+      </w:r>
+      <w:r>
+        <w:rPr>
+          <w:i/>
+        </w:rPr>
+        <w:t xml:space="preserve"> 9740 Skogsbevuxen myr </w:t>
+      </w:r>
+      <w:r>
+        <w:t>(SLU Artdatabanken, 2023).</w:t>
       </w:r>
     </w:p>
     <w:p>
@@ -689,7 +826,25 @@
     </w:p>
     <w:p>
       <w:r>
-        <w:t>Lunglav (NT) är en av vårt lands främsta signalarter som överallt indikerar gamla lövträd, skogsbestånd med höga naturvärden och ekosystem med lång skoglig kontinuitet. Lokalt kan förekomsten vara mycket riklig men den hittas nästan enbart i gamla och ej slutavverkade skogar. Artens samtliga förekomster bör uppmärksammas från naturvårdssynpunkt, då många lokaler även hyser andra ovanliga och rödlistade arter. Rikliga förekomster bör skyddas med biotopskydd, frivilliga avsättningar eller reservat (SLU Artdatabanken, 2024; Nitare &amp; Skogsstyrelsen, 2019).</w:t>
+        <w:t xml:space="preserve">Lunglav (NT) är en av vårt lands främsta signalarter som överallt indikerar gamla lövträd, skogsbestånd med höga naturvärden och ekosystem med lång skoglig kontinuitet. Lokalt kan förekomsten vara mycket riklig men den hittas nästan enbart i gamla och ej slutavverkade skogar. Artens samtliga förekomster bör uppmärksammas från naturvårdssynpunkt, då många lokaler även hyser andra ovanliga och rödlistade arter. Rikliga förekomster bör skyddas med biotopskydd, frivilliga avsättningar eller reservat. Lunglav är typisk art för </w:t>
+      </w:r>
+      <w:r>
+        <w:rPr>
+          <w:i/>
+        </w:rPr>
+        <w:t>9010 Taiga, 9020 Nordlig ädellövskog, 9110 Näringsfattig bokskog, 9130 Näringsrik bokskog, 9160 Näringsrik ekskog, 9180 Ädellövskog i branter, 9190 Näringsfattig ekskog, 9070 Trädklädd betesmark, 9040 Fjällbjörkskog</w:t>
+      </w:r>
+      <w:r>
+        <w:t xml:space="preserve"> och</w:t>
+      </w:r>
+      <w:r>
+        <w:rPr>
+          <w:i/>
+        </w:rPr>
+        <w:t xml:space="preserve"> 6530 Lövängar</w:t>
+      </w:r>
+      <w:r>
+        <w:t xml:space="preserve"> (SLU Artdatabanken, 2024; Nitare &amp; Skogsstyrelsen, 2019).</w:t>
       </w:r>
     </w:p>
     <w:p>
@@ -802,12 +957,30 @@
     </w:p>
     <w:p>
       <w:r>
-        <w:t>Spillkråka (NT) är rödlistad som nära hotad, fridlyst enligt §4 Artskyddsförordningen och ingår i bilaga 1 i EU:s fågeldirektiv. Spillkråka lever i både barr- och blandskog liksom i ren lövskog. De tätaste populationerna tenderar att finnas i äldre, variationsrik blandskog med gott om död ved och gamla träd.</w:t>
+        <w:t xml:space="preserve">Spillkråka (NT) är rödlistad som nära hotad, fridlyst enligt §4 Artskyddsförordningen, typisk art för </w:t>
+      </w:r>
+      <w:r>
+        <w:rPr>
+          <w:i/>
+        </w:rPr>
+        <w:t xml:space="preserve">9010 Taiga </w:t>
+      </w:r>
+      <w:r>
+        <w:t>och</w:t>
+      </w:r>
+      <w:r>
+        <w:rPr>
+          <w:i/>
+        </w:rPr>
+        <w:t xml:space="preserve"> 9740 Skogsbevuxen myr</w:t>
+      </w:r>
+      <w:r>
+        <w:t xml:space="preserve"> och ingår i bilaga 1 i EU:s fågeldirektiv. Spillkråka lever i både barr- och blandskog liksom i ren lövskog. De tätaste populationerna tenderar att finnas i äldre, variationsrik blandskog med gott om död ved och gamla träd.</w:t>
       </w:r>
     </w:p>
     <w:p>
       <w:r>
-        <w:t>Varje par utnyttjar 400–1000 hektar skog beroende på skogens kvalitet. En minskning av populationen pågår på grund av minskad tillgång på lämpliga bo- och födoträd och minskad födotillgång. Spillkråkans minskningstakt har uppgått till 19 (24–10) % under de senaste 15 åren. Minskningstakten för den svenska populationen bedöms vara nära gränsvärdet för Sårbar (VU) (A2bc). Skogsbruk med korta omloppstider och täta, homogena ungskogar utgör det största hotet (Artdatabanken 2023).</w:t>
+        <w:t>Varje par utnyttjar 400–1000 hektar skog beroende på skogens kvalitet. En minskning av populationen pågår på grund av minskad tillgång på lämpliga bo- och födoträd och minskad födotillgång. Spillkråkans minskningstakt har uppgått till 19 (24–10) % under de senaste 15 åren. Minskningstakten för den svenska populationen bedöms vara nära gränsvärdet för Sårbar (VU) (A2bc). Skogsbruk med korta omloppstider och täta, homogena ungskogar utgör det största hotet (SLU Artdatabanken 2023).</w:t>
       </w:r>
     </w:p>
     <w:p>
@@ -960,7 +1133,7 @@
     <w:r>
       <w:tab/>
       <w:tab/>
-      <w:t>2026-01-28</w:t>
+      <w:t>2026-01-29</w:t>
       <w:br/>
       <w:br/>
     </w:r>

--- a/klagomål/A 60129-2025 FSC-klagomål.docx
+++ b/klagomål/A 60129-2025 FSC-klagomål.docx
@@ -1133,7 +1133,7 @@
     <w:r>
       <w:tab/>
       <w:tab/>
-      <w:t>2026-01-29</w:t>
+      <w:t>2026-01-30</w:t>
       <w:br/>
       <w:br/>
     </w:r>

--- a/klagomål/A 60129-2025 FSC-klagomål.docx
+++ b/klagomål/A 60129-2025 FSC-klagomål.docx
@@ -1133,7 +1133,7 @@
     <w:r>
       <w:tab/>
       <w:tab/>
-      <w:t>2026-01-30</w:t>
+      <w:t>2026-01-31</w:t>
       <w:br/>
       <w:br/>
     </w:r>

--- a/klagomål/A 60129-2025 FSC-klagomål.docx
+++ b/klagomål/A 60129-2025 FSC-klagomål.docx
@@ -1133,7 +1133,7 @@
     <w:r>
       <w:tab/>
       <w:tab/>
-      <w:t>2026-03-01</w:t>
+      <w:t>2026-03-02</w:t>
       <w:br/>
       <w:br/>
     </w:r>

--- a/klagomål/A 60129-2025 FSC-klagomål.docx
+++ b/klagomål/A 60129-2025 FSC-klagomål.docx
@@ -269,7 +269,7 @@
         <w:rPr>
           <w:i/>
         </w:rPr>
-        <w:t xml:space="preserve"> 9070 Trädklädd betesmark </w:t>
+        <w:t xml:space="preserve"> 9070 Trädklädd betesmark</w:t>
       </w:r>
       <w:r>
         <w:t xml:space="preserve"> (SLU Artdatabanken, 2024).</w:t>
@@ -1133,7 +1133,7 @@
     <w:r>
       <w:tab/>
       <w:tab/>
-      <w:t>2026-03-02</w:t>
+      <w:t>2026-03-03</w:t>
       <w:br/>
       <w:br/>
     </w:r>

--- a/klagomål/A 60129-2025 FSC-klagomål.docx
+++ b/klagomål/A 60129-2025 FSC-klagomål.docx
@@ -1133,7 +1133,7 @@
     <w:r>
       <w:tab/>
       <w:tab/>
-      <w:t>2026-03-03</w:t>
+      <w:t>2026-03-04</w:t>
       <w:br/>
       <w:br/>
     </w:r>

--- a/klagomål/A 60129-2025 FSC-klagomål.docx
+++ b/klagomål/A 60129-2025 FSC-klagomål.docx
@@ -1133,7 +1133,7 @@
     <w:r>
       <w:tab/>
       <w:tab/>
-      <w:t>2026-03-04</w:t>
+      <w:t>2026-03-05</w:t>
       <w:br/>
       <w:br/>
     </w:r>

--- a/klagomål/A 60129-2025 FSC-klagomål.docx
+++ b/klagomål/A 60129-2025 FSC-klagomål.docx
@@ -1133,7 +1133,7 @@
     <w:r>
       <w:tab/>
       <w:tab/>
-      <w:t>2026-03-05</w:t>
+      <w:t>2026-03-06</w:t>
       <w:br/>
       <w:br/>
     </w:r>

--- a/klagomål/A 60129-2025 FSC-klagomål.docx
+++ b/klagomål/A 60129-2025 FSC-klagomål.docx
@@ -1133,7 +1133,7 @@
     <w:r>
       <w:tab/>
       <w:tab/>
-      <w:t>2026-03-06</w:t>
+      <w:t>2026-03-07</w:t>
       <w:br/>
       <w:br/>
     </w:r>

--- a/klagomål/A 60129-2025 FSC-klagomål.docx
+++ b/klagomål/A 60129-2025 FSC-klagomål.docx
@@ -1133,7 +1133,7 @@
     <w:r>
       <w:tab/>
       <w:tab/>
-      <w:t>2026-03-07</w:t>
+      <w:t>2026-03-08</w:t>
       <w:br/>
       <w:br/>
     </w:r>

--- a/klagomål/A 60129-2025 FSC-klagomål.docx
+++ b/klagomål/A 60129-2025 FSC-klagomål.docx
@@ -1133,7 +1133,7 @@
     <w:r>
       <w:tab/>
       <w:tab/>
-      <w:t>2026-03-08</w:t>
+      <w:t>2026-03-09</w:t>
       <w:br/>
       <w:br/>
     </w:r>

--- a/klagomål/A 60129-2025 FSC-klagomål.docx
+++ b/klagomål/A 60129-2025 FSC-klagomål.docx
@@ -1133,7 +1133,7 @@
     <w:r>
       <w:tab/>
       <w:tab/>
-      <w:t>2026-03-09</w:t>
+      <w:t>2026-03-10</w:t>
       <w:br/>
       <w:br/>
     </w:r>

--- a/klagomål/A 60129-2025 FSC-klagomål.docx
+++ b/klagomål/A 60129-2025 FSC-klagomål.docx
@@ -482,7 +482,7 @@
         <w:t>Spillkråka (NT, §4)</w:t>
       </w:r>
       <w:r>
-        <w:t xml:space="preserve"> är rödlistad som nära hotad och ingår i bilaga 1 i EU:s fågeldirektiv. Den minskar i population på grund av minskad tillgång på lämpliga bo- och födoträd och minskad födotillgång. Spillkråkans minskningstakt har uppgått till 19 (24–10) % under de senaste 15 åren. Minskningstakten för den svenska populationen bedöms vara nära gränsvärdet för Sårbar (VU) (A2bc). Skogsbruk med korta omloppstider och täta, homogena ungskogar utgör det största hotet. Spillkråka är typisk art för </w:t>
+        <w:t xml:space="preserve"> är rödlistad som nära hotad och ingår i bilaga 1 i EU:s fågeldirektiv. Den minskar i population på grund av minskad tillgång på lämpliga bo- och födoträd och minskad födotillgång. Spillkråkans minskningstakt har uppgått till 19 (24–10) % under de senaste 15 åren och bedöms vara nära gränsvärdet för Sårbar (VU) (A2bc). Spillkråka är en nyckelart i skogliga miljöer vars övergivna bohål utnyttjas av flera andra hålhäckande fågelarter och fladdermöss. Den behöver grova träd, främst tall, asp och bok som boträd. Skogsbruk med korta omloppstider och täta, homogena ungskogar utgör det största hotet. Spillkråka är typisk art för </w:t>
       </w:r>
       <w:r>
         <w:rPr>
@@ -500,7 +500,7 @@
         <w:t xml:space="preserve"> 9740 Skogsbevuxen myr </w:t>
       </w:r>
       <w:r>
-        <w:t>(SLU Artdatabanken, 2023).</w:t>
+        <w:t>(SLU Artdatabanken, 2025; Skogsstyrelsen 2016).</w:t>
       </w:r>
     </w:p>
     <w:p>
@@ -975,7 +975,7 @@
         <w:t xml:space="preserve"> 9740 Skogsbevuxen myr</w:t>
       </w:r>
       <w:r>
-        <w:t xml:space="preserve"> och ingår i bilaga 1 i EU:s fågeldirektiv. Spillkråka lever i både barr- och blandskog liksom i ren lövskog. De tätaste populationerna tenderar att finnas i äldre, variationsrik blandskog med gott om död ved och gamla träd.</w:t>
+        <w:t xml:space="preserve"> och ingår i bilaga 1 i EU:s fågeldirektiv. Spillkråka lever i både barr- och blandskog liksom i ren lövskog. De tätaste populationerna tenderar att finnas i äldre, variationsrik blandskog med gott om död ved och gamla träd. Spillkråka är en nyckelart i skogliga miljöer vars övergivna bohål utnyttjas av flera andra hålhäckande fågelarter och fladdermöss (SLU Artdatabanken, 2023; Skogsstyrelsen 2016).</w:t>
       </w:r>
     </w:p>
     <w:p>
@@ -993,7 +993,21 @@
     </w:p>
     <w:p>
       <w:r>
-        <w:t xml:space="preserve">SLU Artdatabanken, 2021. </w:t>
+        <w:t xml:space="preserve">Skogsstyrelsen, 2016. </w:t>
+      </w:r>
+      <w:r>
+        <w:rPr>
+          <w:i/>
+        </w:rPr>
+        <w:t xml:space="preserve">Vägledning för hänsyn till spillkråka. </w:t>
+      </w:r>
+      <w:r>
+        <w:t>Vägledningar och kunskapsstöd artskydd – Skogsstyrelsen.</w:t>
+      </w:r>
+    </w:p>
+    <w:p>
+      <w:r>
+        <w:t xml:space="preserve">SLU Artdatabanken, 2023. </w:t>
       </w:r>
       <w:r>
         <w:rPr>
@@ -1133,7 +1147,7 @@
     <w:r>
       <w:tab/>
       <w:tab/>
-      <w:t>2026-03-10</w:t>
+      <w:t>2026-03-11</w:t>
       <w:br/>
       <w:br/>
     </w:r>

--- a/klagomål/A 60129-2025 FSC-klagomål.docx
+++ b/klagomål/A 60129-2025 FSC-klagomål.docx
@@ -1147,7 +1147,7 @@
     <w:r>
       <w:tab/>
       <w:tab/>
-      <w:t>2026-03-11</w:t>
+      <w:t>2026-03-12</w:t>
       <w:br/>
       <w:br/>
     </w:r>

--- a/klagomål/A 60129-2025 FSC-klagomål.docx
+++ b/klagomål/A 60129-2025 FSC-klagomål.docx
@@ -1147,7 +1147,7 @@
     <w:r>
       <w:tab/>
       <w:tab/>
-      <w:t>2026-03-12</w:t>
+      <w:t>2026-03-13</w:t>
       <w:br/>
       <w:br/>
     </w:r>

--- a/klagomål/A 60129-2025 FSC-klagomål.docx
+++ b/klagomål/A 60129-2025 FSC-klagomål.docx
@@ -1147,7 +1147,7 @@
     <w:r>
       <w:tab/>
       <w:tab/>
-      <w:t>2026-03-13</w:t>
+      <w:t>2026-03-16</w:t>
       <w:br/>
       <w:br/>
     </w:r>

--- a/klagomål/A 60129-2025 FSC-klagomål.docx
+++ b/klagomål/A 60129-2025 FSC-klagomål.docx
@@ -1147,7 +1147,7 @@
     <w:r>
       <w:tab/>
       <w:tab/>
-      <w:t>2026-03-16</w:t>
+      <w:t>2026-03-17</w:t>
       <w:br/>
       <w:br/>
     </w:r>

--- a/klagomål/A 60129-2025 FSC-klagomål.docx
+++ b/klagomål/A 60129-2025 FSC-klagomål.docx
@@ -1147,7 +1147,7 @@
     <w:r>
       <w:tab/>
       <w:tab/>
-      <w:t>2026-03-17</w:t>
+      <w:t>2026-03-18</w:t>
       <w:br/>
       <w:br/>
     </w:r>

--- a/klagomål/A 60129-2025 FSC-klagomål.docx
+++ b/klagomål/A 60129-2025 FSC-klagomål.docx
@@ -1147,7 +1147,7 @@
     <w:r>
       <w:tab/>
       <w:tab/>
-      <w:t>2026-03-18</w:t>
+      <w:t>2026-03-19</w:t>
       <w:br/>
       <w:br/>
     </w:r>

--- a/klagomål/A 60129-2025 FSC-klagomål.docx
+++ b/klagomål/A 60129-2025 FSC-klagomål.docx
@@ -1147,7 +1147,7 @@
     <w:r>
       <w:tab/>
       <w:tab/>
-      <w:t>2026-03-19</w:t>
+      <w:t>2026-03-20</w:t>
       <w:br/>
       <w:br/>
     </w:r>

--- a/klagomål/A 60129-2025 FSC-klagomål.docx
+++ b/klagomål/A 60129-2025 FSC-klagomål.docx
@@ -1147,7 +1147,7 @@
     <w:r>
       <w:tab/>
       <w:tab/>
-      <w:t>2026-03-20</w:t>
+      <w:t>2026-03-21</w:t>
       <w:br/>
       <w:br/>
     </w:r>

--- a/klagomål/A 60129-2025 FSC-klagomål.docx
+++ b/klagomål/A 60129-2025 FSC-klagomål.docx
@@ -1147,7 +1147,7 @@
     <w:r>
       <w:tab/>
       <w:tab/>
-      <w:t>2026-03-21</w:t>
+      <w:t>2026-03-22</w:t>
       <w:br/>
       <w:br/>
     </w:r>

--- a/klagomål/A 60129-2025 FSC-klagomål.docx
+++ b/klagomål/A 60129-2025 FSC-klagomål.docx
@@ -1147,7 +1147,7 @@
     <w:r>
       <w:tab/>
       <w:tab/>
-      <w:t>2026-03-22</w:t>
+      <w:t>2026-03-23</w:t>
       <w:br/>
       <w:br/>
     </w:r>

--- a/klagomål/A 60129-2025 FSC-klagomål.docx
+++ b/klagomål/A 60129-2025 FSC-klagomål.docx
@@ -1147,7 +1147,7 @@
     <w:r>
       <w:tab/>
       <w:tab/>
-      <w:t>2026-03-23</w:t>
+      <w:t>2026-03-24</w:t>
       <w:br/>
       <w:br/>
     </w:r>

--- a/klagomål/A 60129-2025 FSC-klagomål.docx
+++ b/klagomål/A 60129-2025 FSC-klagomål.docx
@@ -1147,7 +1147,7 @@
     <w:r>
       <w:tab/>
       <w:tab/>
-      <w:t>2026-03-24</w:t>
+      <w:t>2026-03-25</w:t>
       <w:br/>
       <w:br/>
     </w:r>

--- a/klagomål/A 60129-2025 FSC-klagomål.docx
+++ b/klagomål/A 60129-2025 FSC-klagomål.docx
@@ -1147,7 +1147,7 @@
     <w:r>
       <w:tab/>
       <w:tab/>
-      <w:t>2026-03-25</w:t>
+      <w:t>2026-03-26</w:t>
       <w:br/>
       <w:br/>
     </w:r>

--- a/klagomål/A 60129-2025 FSC-klagomål.docx
+++ b/klagomål/A 60129-2025 FSC-klagomål.docx
@@ -1147,7 +1147,7 @@
     <w:r>
       <w:tab/>
       <w:tab/>
-      <w:t>2026-03-26</w:t>
+      <w:t>2026-03-27</w:t>
       <w:br/>
       <w:br/>
     </w:r>

--- a/klagomål/A 60129-2025 FSC-klagomål.docx
+++ b/klagomål/A 60129-2025 FSC-klagomål.docx
@@ -1147,7 +1147,7 @@
     <w:r>
       <w:tab/>
       <w:tab/>
-      <w:t>2026-03-27</w:t>
+      <w:t>2026-03-28</w:t>
       <w:br/>
       <w:br/>
     </w:r>

--- a/klagomål/A 60129-2025 FSC-klagomål.docx
+++ b/klagomål/A 60129-2025 FSC-klagomål.docx
@@ -1147,7 +1147,7 @@
     <w:r>
       <w:tab/>
       <w:tab/>
-      <w:t>2026-03-28</w:t>
+      <w:t>2026-03-29</w:t>
       <w:br/>
       <w:br/>
     </w:r>

--- a/klagomål/A 60129-2025 FSC-klagomål.docx
+++ b/klagomål/A 60129-2025 FSC-klagomål.docx
@@ -1147,7 +1147,7 @@
     <w:r>
       <w:tab/>
       <w:tab/>
-      <w:t>2026-03-29</w:t>
+      <w:t>2026-03-30</w:t>
       <w:br/>
       <w:br/>
     </w:r>

--- a/klagomål/A 60129-2025 FSC-klagomål.docx
+++ b/klagomål/A 60129-2025 FSC-klagomål.docx
@@ -1147,7 +1147,7 @@
     <w:r>
       <w:tab/>
       <w:tab/>
-      <w:t>2026-03-30</w:t>
+      <w:t>2026-03-31</w:t>
       <w:br/>
       <w:br/>
     </w:r>

--- a/klagomål/A 60129-2025 FSC-klagomål.docx
+++ b/klagomål/A 60129-2025 FSC-klagomål.docx
@@ -1147,7 +1147,7 @@
     <w:r>
       <w:tab/>
       <w:tab/>
-      <w:t>2026-03-31</w:t>
+      <w:t>2026-04-01</w:t>
       <w:br/>
       <w:br/>
     </w:r>

--- a/klagomål/A 60129-2025 FSC-klagomål.docx
+++ b/klagomål/A 60129-2025 FSC-klagomål.docx
@@ -1147,7 +1147,7 @@
     <w:r>
       <w:tab/>
       <w:tab/>
-      <w:t>2026-04-01</w:t>
+      <w:t>2026-04-02</w:t>
       <w:br/>
       <w:br/>
     </w:r>

--- a/klagomål/A 60129-2025 FSC-klagomål.docx
+++ b/klagomål/A 60129-2025 FSC-klagomål.docx
@@ -1147,7 +1147,7 @@
     <w:r>
       <w:tab/>
       <w:tab/>
-      <w:t>2026-04-02</w:t>
+      <w:t>2026-04-03</w:t>
       <w:br/>
       <w:br/>
     </w:r>

--- a/klagomål/A 60129-2025 FSC-klagomål.docx
+++ b/klagomål/A 60129-2025 FSC-klagomål.docx
@@ -1147,7 +1147,7 @@
     <w:r>
       <w:tab/>
       <w:tab/>
-      <w:t>2026-04-03</w:t>
+      <w:t>2026-04-04</w:t>
       <w:br/>
       <w:br/>
     </w:r>

--- a/klagomål/A 60129-2025 FSC-klagomål.docx
+++ b/klagomål/A 60129-2025 FSC-klagomål.docx
@@ -1151,7 +1151,7 @@
     <w:r>
       <w:tab/>
       <w:tab/>
-      <w:t>2026-05-16</w:t>
+      <w:t>2026-05-17</w:t>
       <w:br/>
       <w:br/>
     </w:r>

--- a/klagomål/A 60129-2025 FSC-klagomål.docx
+++ b/klagomål/A 60129-2025 FSC-klagomål.docx
@@ -1151,7 +1151,7 @@
     <w:r>
       <w:tab/>
       <w:tab/>
-      <w:t>2026-05-17</w:t>
+      <w:t>2026-05-18</w:t>
       <w:br/>
       <w:br/>
     </w:r>

--- a/klagomål/A 60129-2025 FSC-klagomål.docx
+++ b/klagomål/A 60129-2025 FSC-klagomål.docx
@@ -1151,7 +1151,7 @@
     <w:r>
       <w:tab/>
       <w:tab/>
-      <w:t>2026-05-18</w:t>
+      <w:t>2026-05-19</w:t>
       <w:br/>
       <w:br/>
     </w:r>

--- a/klagomål/A 60129-2025 FSC-klagomål.docx
+++ b/klagomål/A 60129-2025 FSC-klagomål.docx
@@ -1151,7 +1151,7 @@
     <w:r>
       <w:tab/>
       <w:tab/>
-      <w:t>2026-05-19</w:t>
+      <w:t>2026-05-20</w:t>
       <w:br/>
       <w:br/>
     </w:r>

--- a/klagomål/A 60129-2025 FSC-klagomål.docx
+++ b/klagomål/A 60129-2025 FSC-klagomål.docx
@@ -1151,7 +1151,7 @@
     <w:r>
       <w:tab/>
       <w:tab/>
-      <w:t>2026-05-20</w:t>
+      <w:t>2026-05-21</w:t>
       <w:br/>
       <w:br/>
     </w:r>

--- a/klagomål/A 60129-2025 FSC-klagomål.docx
+++ b/klagomål/A 60129-2025 FSC-klagomål.docx
@@ -1151,7 +1151,7 @@
     <w:r>
       <w:tab/>
       <w:tab/>
-      <w:t>2026-05-21</w:t>
+      <w:t>2026-05-22</w:t>
       <w:br/>
       <w:br/>
     </w:r>

--- a/klagomål/A 60129-2025 FSC-klagomål.docx
+++ b/klagomål/A 60129-2025 FSC-klagomål.docx
@@ -1151,7 +1151,7 @@
     <w:r>
       <w:tab/>
       <w:tab/>
-      <w:t>2026-05-22</w:t>
+      <w:t>2026-05-23</w:t>
       <w:br/>
       <w:br/>
     </w:r>

--- a/klagomål/A 60129-2025 FSC-klagomål.docx
+++ b/klagomål/A 60129-2025 FSC-klagomål.docx
@@ -1151,7 +1151,7 @@
     <w:r>
       <w:tab/>
       <w:tab/>
-      <w:t>2026-05-23</w:t>
+      <w:t>2026-05-24</w:t>
       <w:br/>
       <w:br/>
     </w:r>

--- a/klagomål/A 60129-2025 FSC-klagomål.docx
+++ b/klagomål/A 60129-2025 FSC-klagomål.docx
@@ -1151,7 +1151,7 @@
     <w:r>
       <w:tab/>
       <w:tab/>
-      <w:t>2026-05-24</w:t>
+      <w:t>2026-05-25</w:t>
       <w:br/>
       <w:br/>
     </w:r>

--- a/klagomål/A 60129-2025 FSC-klagomål.docx
+++ b/klagomål/A 60129-2025 FSC-klagomål.docx
@@ -1151,7 +1151,7 @@
     <w:r>
       <w:tab/>
       <w:tab/>
-      <w:t>2026-05-25</w:t>
+      <w:t>2026-05-26</w:t>
       <w:br/>
       <w:br/>
     </w:r>

--- a/klagomål/A 60129-2025 FSC-klagomål.docx
+++ b/klagomål/A 60129-2025 FSC-klagomål.docx
@@ -1151,7 +1151,7 @@
     <w:r>
       <w:tab/>
       <w:tab/>
-      <w:t>2026-05-26</w:t>
+      <w:t>2026-05-27</w:t>
       <w:br/>
       <w:br/>
     </w:r>

--- a/klagomål/A 60129-2025 FSC-klagomål.docx
+++ b/klagomål/A 60129-2025 FSC-klagomål.docx
@@ -1151,7 +1151,7 @@
     <w:r>
       <w:tab/>
       <w:tab/>
-      <w:t>2026-05-27</w:t>
+      <w:t>2026-05-28</w:t>
       <w:br/>
       <w:br/>
     </w:r>

--- a/klagomål/A 60129-2025 FSC-klagomål.docx
+++ b/klagomål/A 60129-2025 FSC-klagomål.docx
@@ -1151,7 +1151,7 @@
     <w:r>
       <w:tab/>
       <w:tab/>
-      <w:t>2026-05-28</w:t>
+      <w:t>2026-05-29</w:t>
       <w:br/>
       <w:br/>
     </w:r>

--- a/klagomål/A 60129-2025 FSC-klagomål.docx
+++ b/klagomål/A 60129-2025 FSC-klagomål.docx
@@ -1151,7 +1151,7 @@
     <w:r>
       <w:tab/>
       <w:tab/>
-      <w:t>2026-05-29</w:t>
+      <w:t>2026-05-30</w:t>
       <w:br/>
       <w:br/>
     </w:r>

--- a/klagomål/A 60129-2025 FSC-klagomål.docx
+++ b/klagomål/A 60129-2025 FSC-klagomål.docx
@@ -1151,7 +1151,7 @@
     <w:r>
       <w:tab/>
       <w:tab/>
-      <w:t>2026-05-30</w:t>
+      <w:t>2026-05-31</w:t>
       <w:br/>
       <w:br/>
     </w:r>

--- a/klagomål/A 60129-2025 FSC-klagomål.docx
+++ b/klagomål/A 60129-2025 FSC-klagomål.docx
@@ -1151,7 +1151,7 @@
     <w:r>
       <w:tab/>
       <w:tab/>
-      <w:t>2026-05-31</w:t>
+      <w:t>2026-06-01</w:t>
       <w:br/>
       <w:br/>
     </w:r>

--- a/klagomål/A 60129-2025 FSC-klagomål.docx
+++ b/klagomål/A 60129-2025 FSC-klagomål.docx
@@ -1151,7 +1151,7 @@
     <w:r>
       <w:tab/>
       <w:tab/>
-      <w:t>2026-06-01</w:t>
+      <w:t>2026-06-02</w:t>
       <w:br/>
       <w:br/>
     </w:r>

--- a/klagomål/A 60129-2025 FSC-klagomål.docx
+++ b/klagomål/A 60129-2025 FSC-klagomål.docx
@@ -1151,7 +1151,7 @@
     <w:r>
       <w:tab/>
       <w:tab/>
-      <w:t>2026-06-02</w:t>
+      <w:t>2026-06-03</w:t>
       <w:br/>
       <w:br/>
     </w:r>

--- a/klagomål/A 60129-2025 FSC-klagomål.docx
+++ b/klagomål/A 60129-2025 FSC-klagomål.docx
@@ -1151,7 +1151,7 @@
     <w:r>
       <w:tab/>
       <w:tab/>
-      <w:t>2026-06-03</w:t>
+      <w:t>2026-06-04</w:t>
       <w:br/>
       <w:br/>
     </w:r>

--- a/klagomål/A 60129-2025 FSC-klagomål.docx
+++ b/klagomål/A 60129-2025 FSC-klagomål.docx
@@ -1151,7 +1151,7 @@
     <w:r>
       <w:tab/>
       <w:tab/>
-      <w:t>2026-06-04</w:t>
+      <w:t>2026-06-05</w:t>
       <w:br/>
       <w:br/>
     </w:r>

--- a/klagomål/A 60129-2025 FSC-klagomål.docx
+++ b/klagomål/A 60129-2025 FSC-klagomål.docx
@@ -1151,7 +1151,7 @@
     <w:r>
       <w:tab/>
       <w:tab/>
-      <w:t>2026-06-05</w:t>
+      <w:t>2026-06-06</w:t>
       <w:br/>
       <w:br/>
     </w:r>

--- a/klagomål/A 60129-2025 FSC-klagomål.docx
+++ b/klagomål/A 60129-2025 FSC-klagomål.docx
@@ -1151,7 +1151,7 @@
     <w:r>
       <w:tab/>
       <w:tab/>
-      <w:t>2026-06-06</w:t>
+      <w:t>2026-06-07</w:t>
       <w:br/>
       <w:br/>
     </w:r>

--- a/klagomål/A 60129-2025 FSC-klagomål.docx
+++ b/klagomål/A 60129-2025 FSC-klagomål.docx
@@ -1151,7 +1151,7 @@
     <w:r>
       <w:tab/>
       <w:tab/>
-      <w:t>2026-06-07</w:t>
+      <w:t>2026-06-08</w:t>
       <w:br/>
       <w:br/>
     </w:r>
